--- a/DBTUNING/ch34_IO구성_OS자원관리/ch34_실습문제_정답.docx
+++ b/DBTUNING/ch34_IO구성_OS자원관리/ch34_실습문제_정답.docx
@@ -7,7 +7,7 @@
         <w:pStyle w:val="Heading1"/>
       </w:pPr>
       <w:r>
-        <w:t>제20장  I/O 구성과 OS 자원 관리 — 실습문제 정답 및 해설</w:t>
+        <w:t>제ch34  I/O 구성과 OS 자원 관리 — 실습문제 정답 및 해설</w:t>
       </w:r>
     </w:p>
     <w:p>
@@ -476,7 +476,7 @@
     </w:p>
     <w:p>
       <w:r>
-        <w:t>해설: 히트율은 원인이 아니라 증상일 수 있다(17장의 함정). 증상과 원인을 혼동해 단일 지표로 조치하면 엉뚱한 곳을 고친다.</w:t>
+        <w:t>해설: 히트율은 원인이 아니라 증상일 수 있다(ch31의 함정). 증상과 원인을 혼동해 단일 지표로 조치하면 엉뚱한 곳을 고친다.</w:t>
       </w:r>
     </w:p>
     <w:p>

--- a/DBTUNING/ch34_IO구성_OS자원관리/ch34_실습문제_정답.docx
+++ b/DBTUNING/ch34_IO구성_OS자원관리/ch34_실습문제_정답.docx
@@ -7,7 +7,7 @@
         <w:pStyle w:val="Heading1"/>
       </w:pPr>
       <w:r>
-        <w:t>제ch34  I/O 구성과 OS 자원 관리 — 실습문제 정답 및 해설</w:t>
+        <w:t>ch34  I/O 구성과 OS 자원 관리 — 실습문제 정답 및 해설</w:t>
       </w:r>
     </w:p>
     <w:p>
